--- a/bisa.docx
+++ b/bisa.docx
@@ -1,11 +1,14 @@
 
 <file path=word/document.xml><?xml version="1.0" encoding="utf-8"?>
-<w:document xmlns:wpc="http://schemas.microsoft.com/office/word/2010/wordprocessingCanvas" xmlns:cx="http://schemas.microsoft.com/office/drawing/2014/chartex" xmlns:cx1="http://schemas.microsoft.com/office/drawing/2015/9/8/chartex" xmlns:cx2="http://schemas.microsoft.com/office/drawing/2015/10/21/chartex" xmlns:cx3="http://schemas.microsoft.com/office/drawing/2016/5/9/chartex" xmlns:cx4="http://schemas.microsoft.com/office/drawing/2016/5/10/chartex" xmlns:cx5="http://schemas.microsoft.com/office/drawing/2016/5/11/chartex" xmlns:cx6="http://schemas.microsoft.com/office/drawing/2016/5/12/chartex" xmlns:cx7="http://schemas.microsoft.com/office/drawing/2016/5/13/chartex" xmlns:cx8="http://schemas.microsoft.com/office/drawing/2016/5/14/chartex" xmlns:mc="http://schemas.openxmlformats.org/markup-compatibility/2006" xmlns:aink="http://schemas.microsoft.com/office/drawing/2016/ink" xmlns:am3d="http://schemas.microsoft.com/office/drawing/2017/model3d" xmlns:o="urn:schemas-microsoft-com:office:office" xmlns:oel="http://schemas.microsoft.com/office/2019/extlst" xmlns:r="http://schemas.openxmlformats.org/officeDocument/2006/relationships" xmlns:m="http://schemas.openxmlformats.org/officeDocument/2006/math" xmlns:v="urn:schemas-microsoft-com:vml" xmlns:wp14="http://schemas.microsoft.com/office/word/2010/wordprocessingDrawing" xmlns:wp="http://schemas.openxmlformats.org/drawingml/2006/wordprocessingDrawing" xmlns:w10="urn:schemas-microsoft-com:office:word" xmlns:w="http://schemas.openxmlformats.org/wordprocessingml/2006/main" xmlns:w14="http://schemas.microsoft.com/office/word/2010/wordml" xmlns:w15="http://schemas.microsoft.com/office/word/2012/wordml" xmlns:w16cex="http://schemas.microsoft.com/office/word/2018/wordml/cex" xmlns:w16cid="http://schemas.microsoft.com/office/word/2016/wordml/cid" xmlns:w16="http://schemas.microsoft.com/office/word/2018/wordml" xmlns:w16sdtdh="http://schemas.microsoft.com/office/word/2020/wordml/sdtdatahash" xmlns:w16se="http://schemas.microsoft.com/office/word/2015/wordml/symex" xmlns:wpg="http://schemas.microsoft.com/office/word/2010/wordprocessingGroup" xmlns:wpi="http://schemas.microsoft.com/office/word/2010/wordprocessingInk" xmlns:wne="http://schemas.microsoft.com/office/word/2006/wordml" xmlns:wps="http://schemas.microsoft.com/office/word/2010/wordprocessingShape" mc:Ignorable="w14 w15 w16se w16cid w16 w16cex w16sdtdh wp14">
+<w:document xmlns:wpc="http://schemas.microsoft.com/office/word/2010/wordprocessingCanvas" xmlns:cx="http://schemas.microsoft.com/office/drawing/2014/chartex" xmlns:cx1="http://schemas.microsoft.com/office/drawing/2015/9/8/chartex" xmlns:cx2="http://schemas.microsoft.com/office/drawing/2015/10/21/chartex" xmlns:cx3="http://schemas.microsoft.com/office/drawing/2016/5/9/chartex" xmlns:cx4="http://schemas.microsoft.com/office/drawing/2016/5/10/chartex" xmlns:cx5="http://schemas.microsoft.com/office/drawing/2016/5/11/chartex" xmlns:cx6="http://schemas.microsoft.com/office/drawing/2016/5/12/chartex" xmlns:cx7="http://schemas.microsoft.com/office/drawing/2016/5/13/chartex" xmlns:cx8="http://schemas.microsoft.com/office/drawing/2016/5/14/chartex" xmlns:mc="http://schemas.openxmlformats.org/markup-compatibility/2006" xmlns:aink="http://schemas.microsoft.com/office/drawing/2016/ink" xmlns:am3d="http://schemas.microsoft.com/office/drawing/2017/model3d" xmlns:o="urn:schemas-microsoft-com:office:office" xmlns:r="http://schemas.openxmlformats.org/officeDocument/2006/relationships" xmlns:m="http://schemas.openxmlformats.org/officeDocument/2006/math" xmlns:v="urn:schemas-microsoft-com:vml" xmlns:wp14="http://schemas.microsoft.com/office/word/2010/wordprocessingDrawing" xmlns:wp="http://schemas.openxmlformats.org/drawingml/2006/wordprocessingDrawing" xmlns:w10="urn:schemas-microsoft-com:office:word" xmlns:w="http://schemas.openxmlformats.org/wordprocessingml/2006/main" xmlns:w14="http://schemas.microsoft.com/office/word/2010/wordml" xmlns:w15="http://schemas.microsoft.com/office/word/2012/wordml" xmlns:w16cex="http://schemas.microsoft.com/office/word/2018/wordml/cex" xmlns:w16cid="http://schemas.microsoft.com/office/word/2016/wordml/cid" xmlns:w16="http://schemas.microsoft.com/office/word/2018/wordml" xmlns:w16sdtdh="http://schemas.microsoft.com/office/word/2020/wordml/sdtdatahash" xmlns:w16se="http://schemas.microsoft.com/office/word/2015/wordml/symex" xmlns:wpg="http://schemas.microsoft.com/office/word/2010/wordprocessingGroup" xmlns:wpi="http://schemas.microsoft.com/office/word/2010/wordprocessingInk" xmlns:wne="http://schemas.microsoft.com/office/word/2006/wordml" xmlns:wps="http://schemas.microsoft.com/office/word/2010/wordprocessingShape" mc:Ignorable="w14 w15 w16se w16cid w16 w16cex w16sdtdh wp14">
   <w:body>
     <w:p>
       <w:r>
+        <w:rPr>
+          <w:noProof/>
+        </w:rPr>
         <w:drawing>
-          <wp:inline distT="0" distB="0" distL="0" distR="0" wp14:anchorId="694A2F3B" wp14:editId="5E02D19C">
+          <wp:inline distT="0" distB="0" distL="0" distR="0" wp14:anchorId="0B63A99F" wp14:editId="0B63A9A0">
             <wp:extent cx="1733792" cy="8630854"/>
             <wp:effectExtent l="0" t="0" r="0" b="0"/>
             <wp:docPr id="1" name="Imagen 1"/>
@@ -41,9 +44,12 @@
         </w:drawing>
       </w:r>
       <w:r>
+        <w:rPr>
+          <w:noProof/>
+        </w:rPr>
         <w:lastRenderedPageBreak/>
         <w:drawing>
-          <wp:inline distT="0" distB="0" distL="0" distR="0" wp14:anchorId="50A13150" wp14:editId="6F95D48C">
+          <wp:inline distT="0" distB="0" distL="0" distR="0" wp14:anchorId="0B63A9A1" wp14:editId="0B63A9A2">
             <wp:extent cx="5400040" cy="6688455"/>
             <wp:effectExtent l="0" t="0" r="0" b="0"/>
             <wp:docPr id="2" name="Imagen 2"/>
@@ -79,8 +85,11 @@
         </w:drawing>
       </w:r>
       <w:r>
+        <w:rPr>
+          <w:noProof/>
+        </w:rPr>
         <w:drawing>
-          <wp:inline distT="0" distB="0" distL="0" distR="0" wp14:anchorId="2D378C23" wp14:editId="1F140286">
+          <wp:inline distT="0" distB="0" distL="0" distR="0" wp14:anchorId="0B63A9A3" wp14:editId="0B63A9A4">
             <wp:extent cx="5400040" cy="1565275"/>
             <wp:effectExtent l="0" t="0" r="0" b="0"/>
             <wp:docPr id="3" name="Imagen 3"/>
@@ -116,9 +125,12 @@
         </w:drawing>
       </w:r>
       <w:r>
+        <w:rPr>
+          <w:noProof/>
+        </w:rPr>
         <w:lastRenderedPageBreak/>
         <w:drawing>
-          <wp:inline distT="0" distB="0" distL="0" distR="0" wp14:anchorId="381A06BC" wp14:editId="10BE26E3">
+          <wp:inline distT="0" distB="0" distL="0" distR="0" wp14:anchorId="0B63A9A5" wp14:editId="0B63A9A6">
             <wp:extent cx="5400040" cy="3142615"/>
             <wp:effectExtent l="0" t="0" r="0" b="635"/>
             <wp:docPr id="4" name="Imagen 4"/>
@@ -154,8 +166,11 @@
         </w:drawing>
       </w:r>
       <w:r>
+        <w:rPr>
+          <w:noProof/>
+        </w:rPr>
         <w:drawing>
-          <wp:inline distT="0" distB="0" distL="0" distR="0" wp14:anchorId="4D6BC555" wp14:editId="21862D2F">
+          <wp:inline distT="0" distB="0" distL="0" distR="0" wp14:anchorId="0B63A9A7" wp14:editId="0B63A9A8">
             <wp:extent cx="5400040" cy="2957195"/>
             <wp:effectExtent l="0" t="0" r="0" b="0"/>
             <wp:docPr id="5" name="Imagen 5"/>
@@ -191,9 +206,12 @@
         </w:drawing>
       </w:r>
       <w:r>
+        <w:rPr>
+          <w:noProof/>
+        </w:rPr>
         <w:lastRenderedPageBreak/>
         <w:drawing>
-          <wp:inline distT="0" distB="0" distL="0" distR="0" wp14:anchorId="2AC1F91A" wp14:editId="7B503ED9">
+          <wp:inline distT="0" distB="0" distL="0" distR="0" wp14:anchorId="0B63A9A9" wp14:editId="0B63A9AA">
             <wp:extent cx="5400040" cy="4142105"/>
             <wp:effectExtent l="0" t="0" r="0" b="0"/>
             <wp:docPr id="6" name="Imagen 6"/>
@@ -229,8 +247,11 @@
         </w:drawing>
       </w:r>
       <w:r>
+        <w:rPr>
+          <w:noProof/>
+        </w:rPr>
         <w:drawing>
-          <wp:inline distT="0" distB="0" distL="0" distR="0" wp14:anchorId="75018ACD" wp14:editId="2586AB47">
+          <wp:inline distT="0" distB="0" distL="0" distR="0" wp14:anchorId="0B63A9AB" wp14:editId="0B63A9AC">
             <wp:extent cx="5400040" cy="3081655"/>
             <wp:effectExtent l="0" t="0" r="0" b="4445"/>
             <wp:docPr id="7" name="Imagen 7"/>
@@ -266,9 +287,12 @@
         </w:drawing>
       </w:r>
       <w:r>
+        <w:rPr>
+          <w:noProof/>
+        </w:rPr>
         <w:lastRenderedPageBreak/>
         <w:drawing>
-          <wp:inline distT="0" distB="0" distL="0" distR="0" wp14:anchorId="5E101095" wp14:editId="4764EB08">
+          <wp:inline distT="0" distB="0" distL="0" distR="0" wp14:anchorId="0B63A9AD" wp14:editId="0B63A9AE">
             <wp:extent cx="5400040" cy="2328545"/>
             <wp:effectExtent l="0" t="0" r="0" b="0"/>
             <wp:docPr id="8" name="Imagen 8"/>
@@ -304,8 +328,11 @@
         </w:drawing>
       </w:r>
       <w:r>
+        <w:rPr>
+          <w:noProof/>
+        </w:rPr>
         <w:drawing>
-          <wp:inline distT="0" distB="0" distL="0" distR="0" wp14:anchorId="19236E86" wp14:editId="7D35DC00">
+          <wp:inline distT="0" distB="0" distL="0" distR="0" wp14:anchorId="0B63A9AF" wp14:editId="0B63A9B0">
             <wp:extent cx="5400040" cy="3769995"/>
             <wp:effectExtent l="0" t="0" r="0" b="1905"/>
             <wp:docPr id="9" name="Imagen 9"/>
@@ -341,9 +368,12 @@
         </w:drawing>
       </w:r>
       <w:r>
+        <w:rPr>
+          <w:noProof/>
+        </w:rPr>
         <w:lastRenderedPageBreak/>
         <w:drawing>
-          <wp:inline distT="0" distB="0" distL="0" distR="0" wp14:anchorId="2BC6D3CD" wp14:editId="05B81F8A">
+          <wp:inline distT="0" distB="0" distL="0" distR="0" wp14:anchorId="0B63A9B1" wp14:editId="0B63A9B2">
             <wp:extent cx="5287113" cy="4715533"/>
             <wp:effectExtent l="0" t="0" r="8890" b="8890"/>
             <wp:docPr id="10" name="Imagen 10"/>
@@ -379,8 +409,11 @@
         </w:drawing>
       </w:r>
       <w:r>
+        <w:rPr>
+          <w:noProof/>
+        </w:rPr>
         <w:drawing>
-          <wp:inline distT="0" distB="0" distL="0" distR="0" wp14:anchorId="515CB859" wp14:editId="6C15EE1E">
+          <wp:inline distT="0" distB="0" distL="0" distR="0" wp14:anchorId="0B63A9B3" wp14:editId="0B63A9B4">
             <wp:extent cx="5400040" cy="2781935"/>
             <wp:effectExtent l="0" t="0" r="0" b="0"/>
             <wp:docPr id="11" name="Imagen 11"/>
@@ -416,9 +449,12 @@
         </w:drawing>
       </w:r>
       <w:r>
+        <w:rPr>
+          <w:noProof/>
+        </w:rPr>
         <w:lastRenderedPageBreak/>
         <w:drawing>
-          <wp:inline distT="0" distB="0" distL="0" distR="0" wp14:anchorId="5E5EA3EB" wp14:editId="6FC35518">
+          <wp:inline distT="0" distB="0" distL="0" distR="0" wp14:anchorId="0B63A9B5" wp14:editId="0B63A9B6">
             <wp:extent cx="4839375" cy="4601217"/>
             <wp:effectExtent l="0" t="0" r="0" b="8890"/>
             <wp:docPr id="12" name="Imagen 12"/>
@@ -454,8 +490,11 @@
         </w:drawing>
       </w:r>
       <w:r>
+        <w:rPr>
+          <w:noProof/>
+        </w:rPr>
         <w:drawing>
-          <wp:inline distT="0" distB="0" distL="0" distR="0" wp14:anchorId="1290C3A4" wp14:editId="7007B8F8">
+          <wp:inline distT="0" distB="0" distL="0" distR="0" wp14:anchorId="0B63A9B7" wp14:editId="0B63A9B8">
             <wp:extent cx="5400040" cy="2698750"/>
             <wp:effectExtent l="0" t="0" r="0" b="6350"/>
             <wp:docPr id="13" name="Imagen 13"/>
@@ -491,9 +530,12 @@
         </w:drawing>
       </w:r>
       <w:r>
+        <w:rPr>
+          <w:noProof/>
+        </w:rPr>
         <w:lastRenderedPageBreak/>
         <w:drawing>
-          <wp:inline distT="0" distB="0" distL="0" distR="0" wp14:anchorId="1D9F92ED" wp14:editId="4774F163">
+          <wp:inline distT="0" distB="0" distL="0" distR="0" wp14:anchorId="0B63A9B9" wp14:editId="0B63A9BA">
             <wp:extent cx="5400040" cy="2700020"/>
             <wp:effectExtent l="0" t="0" r="0" b="5080"/>
             <wp:docPr id="14" name="Imagen 14"/>
@@ -529,8 +571,11 @@
         </w:drawing>
       </w:r>
       <w:r>
+        <w:rPr>
+          <w:noProof/>
+        </w:rPr>
         <w:drawing>
-          <wp:inline distT="0" distB="0" distL="0" distR="0" wp14:anchorId="0F691BD1" wp14:editId="1F07FE21">
+          <wp:inline distT="0" distB="0" distL="0" distR="0" wp14:anchorId="0B63A9BB" wp14:editId="0B63A9BC">
             <wp:extent cx="5400040" cy="2670175"/>
             <wp:effectExtent l="0" t="0" r="0" b="0"/>
             <wp:docPr id="15" name="Imagen 15"/>
@@ -566,8 +611,11 @@
         </w:drawing>
       </w:r>
       <w:r>
+        <w:rPr>
+          <w:noProof/>
+        </w:rPr>
         <w:drawing>
-          <wp:inline distT="0" distB="0" distL="0" distR="0" wp14:anchorId="7684192D" wp14:editId="7E6D2D13">
+          <wp:inline distT="0" distB="0" distL="0" distR="0" wp14:anchorId="0B63A9BD" wp14:editId="0B63A9BE">
             <wp:extent cx="5400040" cy="2687320"/>
             <wp:effectExtent l="0" t="0" r="0" b="0"/>
             <wp:docPr id="16" name="Imagen 16"/>
@@ -603,9 +651,12 @@
         </w:drawing>
       </w:r>
       <w:r>
+        <w:rPr>
+          <w:noProof/>
+        </w:rPr>
         <w:lastRenderedPageBreak/>
         <w:drawing>
-          <wp:inline distT="0" distB="0" distL="0" distR="0" wp14:anchorId="57B78453" wp14:editId="7C2BE14F">
+          <wp:inline distT="0" distB="0" distL="0" distR="0" wp14:anchorId="0B63A9BF" wp14:editId="0B63A9C0">
             <wp:extent cx="5400040" cy="2671445"/>
             <wp:effectExtent l="0" t="0" r="0" b="0"/>
             <wp:docPr id="17" name="Imagen 17"/>
@@ -641,8 +692,11 @@
         </w:drawing>
       </w:r>
       <w:r>
+        <w:rPr>
+          <w:noProof/>
+        </w:rPr>
         <w:drawing>
-          <wp:inline distT="0" distB="0" distL="0" distR="0" wp14:anchorId="25D5264B" wp14:editId="7F8DAC4A">
+          <wp:inline distT="0" distB="0" distL="0" distR="0" wp14:anchorId="0B63A9C1" wp14:editId="0B63A9C2">
             <wp:extent cx="5400040" cy="2647315"/>
             <wp:effectExtent l="0" t="0" r="0" b="635"/>
             <wp:docPr id="18" name="Imagen 18"/>
@@ -678,9 +732,12 @@
         </w:drawing>
       </w:r>
       <w:r>
+        <w:rPr>
+          <w:noProof/>
+        </w:rPr>
         <w:lastRenderedPageBreak/>
         <w:drawing>
-          <wp:inline distT="0" distB="0" distL="0" distR="0" wp14:anchorId="6EC33636" wp14:editId="26FB7387">
+          <wp:inline distT="0" distB="0" distL="0" distR="0" wp14:anchorId="0B63A9C3" wp14:editId="0B63A9C4">
             <wp:extent cx="5400040" cy="3676015"/>
             <wp:effectExtent l="0" t="0" r="0" b="635"/>
             <wp:docPr id="19" name="Imagen 19"/>
@@ -715,6 +772,43 @@
           </wp:inline>
         </w:drawing>
       </w:r>
+    </w:p>
+    <w:p>
+      <w:pPr>
+        <w:rPr>
+          <w:u w:val="single"/>
+        </w:rPr>
+      </w:pPr>
+      <w:r>
+        <w:t>El enlace lo encuentra aquí abajo</w:t>
+      </w:r>
+    </w:p>
+    <w:p/>
+    <w:p>
+      <w:hyperlink r:id="rId23" w:history="1">
+        <w:r>
+          <w:rPr>
+            <w:rStyle w:val="Hipervnculo"/>
+          </w:rPr>
+          <w:t>Bisa</w:t>
+        </w:r>
+      </w:hyperlink>
+    </w:p>
+    <w:p/>
+    <w:p>
+      <w:r>
+        <w:t xml:space="preserve">Este enlace es de la referencia </w:t>
+      </w:r>
+    </w:p>
+    <w:p>
+      <w:hyperlink r:id="rId24" w:history="1">
+        <w:r>
+          <w:rPr>
+            <w:rStyle w:val="Hipervnculo"/>
+          </w:rPr>
+          <w:t>Banco BISA | Simplificando tu vida</w:t>
+        </w:r>
+      </w:hyperlink>
     </w:p>
     <w:sectPr>
       <w:pgSz w:w="11906" w:h="16838"/>
@@ -1643,6 +1737,18 @@
       <w:spacing w:val="5"/>
     </w:rPr>
   </w:style>
+  <w:style w:type="character" w:styleId="Hipervnculo">
+    <w:name w:val="Hyperlink"/>
+    <w:basedOn w:val="Fuentedeprrafopredeter"/>
+    <w:uiPriority w:val="99"/>
+    <w:semiHidden/>
+    <w:unhideWhenUsed/>
+    <w:rsid w:val="007A270D"/>
+    <w:rPr>
+      <w:color w:val="0000FF"/>
+      <w:u w:val="single"/>
+    </w:rPr>
+  </w:style>
 </w:styles>
 </file>
 

--- a/bisa.docx
+++ b/bisa.docx
@@ -1,6 +1,6 @@
 
 <file path=word/document.xml><?xml version="1.0" encoding="utf-8"?>
-<w:document xmlns:wpc="http://schemas.microsoft.com/office/word/2010/wordprocessingCanvas" xmlns:cx="http://schemas.microsoft.com/office/drawing/2014/chartex" xmlns:cx1="http://schemas.microsoft.com/office/drawing/2015/9/8/chartex" xmlns:cx2="http://schemas.microsoft.com/office/drawing/2015/10/21/chartex" xmlns:cx3="http://schemas.microsoft.com/office/drawing/2016/5/9/chartex" xmlns:cx4="http://schemas.microsoft.com/office/drawing/2016/5/10/chartex" xmlns:cx5="http://schemas.microsoft.com/office/drawing/2016/5/11/chartex" xmlns:cx6="http://schemas.microsoft.com/office/drawing/2016/5/12/chartex" xmlns:cx7="http://schemas.microsoft.com/office/drawing/2016/5/13/chartex" xmlns:cx8="http://schemas.microsoft.com/office/drawing/2016/5/14/chartex" xmlns:mc="http://schemas.openxmlformats.org/markup-compatibility/2006" xmlns:aink="http://schemas.microsoft.com/office/drawing/2016/ink" xmlns:am3d="http://schemas.microsoft.com/office/drawing/2017/model3d" xmlns:o="urn:schemas-microsoft-com:office:office" xmlns:r="http://schemas.openxmlformats.org/officeDocument/2006/relationships" xmlns:m="http://schemas.openxmlformats.org/officeDocument/2006/math" xmlns:v="urn:schemas-microsoft-com:vml" xmlns:wp14="http://schemas.microsoft.com/office/word/2010/wordprocessingDrawing" xmlns:wp="http://schemas.openxmlformats.org/drawingml/2006/wordprocessingDrawing" xmlns:w10="urn:schemas-microsoft-com:office:word" xmlns:w="http://schemas.openxmlformats.org/wordprocessingml/2006/main" xmlns:w14="http://schemas.microsoft.com/office/word/2010/wordml" xmlns:w15="http://schemas.microsoft.com/office/word/2012/wordml" xmlns:w16cex="http://schemas.microsoft.com/office/word/2018/wordml/cex" xmlns:w16cid="http://schemas.microsoft.com/office/word/2016/wordml/cid" xmlns:w16="http://schemas.microsoft.com/office/word/2018/wordml" xmlns:w16sdtdh="http://schemas.microsoft.com/office/word/2020/wordml/sdtdatahash" xmlns:w16se="http://schemas.microsoft.com/office/word/2015/wordml/symex" xmlns:wpg="http://schemas.microsoft.com/office/word/2010/wordprocessingGroup" xmlns:wpi="http://schemas.microsoft.com/office/word/2010/wordprocessingInk" xmlns:wne="http://schemas.microsoft.com/office/word/2006/wordml" xmlns:wps="http://schemas.microsoft.com/office/word/2010/wordprocessingShape" mc:Ignorable="w14 w15 w16se w16cid w16 w16cex w16sdtdh wp14">
+<w:document xmlns:wpc="http://schemas.microsoft.com/office/word/2010/wordprocessingCanvas" xmlns:cx="http://schemas.microsoft.com/office/drawing/2014/chartex" xmlns:cx1="http://schemas.microsoft.com/office/drawing/2015/9/8/chartex" xmlns:cx2="http://schemas.microsoft.com/office/drawing/2015/10/21/chartex" xmlns:cx3="http://schemas.microsoft.com/office/drawing/2016/5/9/chartex" xmlns:cx4="http://schemas.microsoft.com/office/drawing/2016/5/10/chartex" xmlns:cx5="http://schemas.microsoft.com/office/drawing/2016/5/11/chartex" xmlns:cx6="http://schemas.microsoft.com/office/drawing/2016/5/12/chartex" xmlns:cx7="http://schemas.microsoft.com/office/drawing/2016/5/13/chartex" xmlns:cx8="http://schemas.microsoft.com/office/drawing/2016/5/14/chartex" xmlns:mc="http://schemas.openxmlformats.org/markup-compatibility/2006" xmlns:aink="http://schemas.microsoft.com/office/drawing/2016/ink" xmlns:am3d="http://schemas.microsoft.com/office/drawing/2017/model3d" xmlns:o="urn:schemas-microsoft-com:office:office" xmlns:oel="http://schemas.microsoft.com/office/2019/extlst" xmlns:r="http://schemas.openxmlformats.org/officeDocument/2006/relationships" xmlns:m="http://schemas.openxmlformats.org/officeDocument/2006/math" xmlns:v="urn:schemas-microsoft-com:vml" xmlns:wp14="http://schemas.microsoft.com/office/word/2010/wordprocessingDrawing" xmlns:wp="http://schemas.openxmlformats.org/drawingml/2006/wordprocessingDrawing" xmlns:w10="urn:schemas-microsoft-com:office:word" xmlns:w="http://schemas.openxmlformats.org/wordprocessingml/2006/main" xmlns:w14="http://schemas.microsoft.com/office/word/2010/wordml" xmlns:w15="http://schemas.microsoft.com/office/word/2012/wordml" xmlns:w16cex="http://schemas.microsoft.com/office/word/2018/wordml/cex" xmlns:w16cid="http://schemas.microsoft.com/office/word/2016/wordml/cid" xmlns:w16="http://schemas.microsoft.com/office/word/2018/wordml" xmlns:w16sdtdh="http://schemas.microsoft.com/office/word/2020/wordml/sdtdatahash" xmlns:w16se="http://schemas.microsoft.com/office/word/2015/wordml/symex" xmlns:wpg="http://schemas.microsoft.com/office/word/2010/wordprocessingGroup" xmlns:wpi="http://schemas.microsoft.com/office/word/2010/wordprocessingInk" xmlns:wne="http://schemas.microsoft.com/office/word/2006/wordml" xmlns:wps="http://schemas.microsoft.com/office/word/2010/wordprocessingShape" mc:Ignorable="w14 w15 w16se w16cid w16 w16cex w16sdtdh wp14">
   <w:body>
     <w:p>
       <w:r>
@@ -490,14 +490,11 @@
         </w:drawing>
       </w:r>
       <w:r>
-        <w:rPr>
-          <w:noProof/>
-        </w:rPr>
         <w:drawing>
-          <wp:inline distT="0" distB="0" distL="0" distR="0" wp14:anchorId="0B63A9B7" wp14:editId="0B63A9B8">
-            <wp:extent cx="5400040" cy="2698750"/>
-            <wp:effectExtent l="0" t="0" r="0" b="6350"/>
-            <wp:docPr id="13" name="Imagen 13"/>
+          <wp:inline distT="0" distB="0" distL="0" distR="0" wp14:anchorId="08ABC8DE" wp14:editId="64C0F224">
+            <wp:extent cx="5400040" cy="2685415"/>
+            <wp:effectExtent l="0" t="0" r="0" b="635"/>
+            <wp:docPr id="20" name="Imagen 20"/>
             <wp:cNvGraphicFramePr>
               <a:graphicFrameLocks xmlns:a="http://schemas.openxmlformats.org/drawingml/2006/main" noChangeAspect="1"/>
             </wp:cNvGraphicFramePr>
@@ -517,7 +514,7 @@
                   <pic:spPr>
                     <a:xfrm>
                       <a:off x="0" y="0"/>
-                      <a:ext cx="5400040" cy="2698750"/>
+                      <a:ext cx="5400040" cy="2685415"/>
                     </a:xfrm>
                     <a:prstGeom prst="rect">
                       <a:avLst/>
@@ -530,15 +527,12 @@
         </w:drawing>
       </w:r>
       <w:r>
-        <w:rPr>
-          <w:noProof/>
-        </w:rPr>
         <w:lastRenderedPageBreak/>
         <w:drawing>
-          <wp:inline distT="0" distB="0" distL="0" distR="0" wp14:anchorId="0B63A9B9" wp14:editId="0B63A9BA">
-            <wp:extent cx="5400040" cy="2700020"/>
-            <wp:effectExtent l="0" t="0" r="0" b="5080"/>
-            <wp:docPr id="14" name="Imagen 14"/>
+          <wp:inline distT="0" distB="0" distL="0" distR="0" wp14:anchorId="14EE51E7" wp14:editId="05B937ED">
+            <wp:extent cx="5400040" cy="2687320"/>
+            <wp:effectExtent l="0" t="0" r="0" b="0"/>
+            <wp:docPr id="21" name="Imagen 21"/>
             <wp:cNvGraphicFramePr>
               <a:graphicFrameLocks xmlns:a="http://schemas.openxmlformats.org/drawingml/2006/main" noChangeAspect="1"/>
             </wp:cNvGraphicFramePr>
@@ -551,86 +545,6 @@
                   </pic:nvPicPr>
                   <pic:blipFill>
                     <a:blip r:embed="rId17"/>
-                    <a:stretch>
-                      <a:fillRect/>
-                    </a:stretch>
-                  </pic:blipFill>
-                  <pic:spPr>
-                    <a:xfrm>
-                      <a:off x="0" y="0"/>
-                      <a:ext cx="5400040" cy="2700020"/>
-                    </a:xfrm>
-                    <a:prstGeom prst="rect">
-                      <a:avLst/>
-                    </a:prstGeom>
-                  </pic:spPr>
-                </pic:pic>
-              </a:graphicData>
-            </a:graphic>
-          </wp:inline>
-        </w:drawing>
-      </w:r>
-      <w:r>
-        <w:rPr>
-          <w:noProof/>
-        </w:rPr>
-        <w:drawing>
-          <wp:inline distT="0" distB="0" distL="0" distR="0" wp14:anchorId="0B63A9BB" wp14:editId="0B63A9BC">
-            <wp:extent cx="5400040" cy="2670175"/>
-            <wp:effectExtent l="0" t="0" r="0" b="0"/>
-            <wp:docPr id="15" name="Imagen 15"/>
-            <wp:cNvGraphicFramePr>
-              <a:graphicFrameLocks xmlns:a="http://schemas.openxmlformats.org/drawingml/2006/main" noChangeAspect="1"/>
-            </wp:cNvGraphicFramePr>
-            <a:graphic xmlns:a="http://schemas.openxmlformats.org/drawingml/2006/main">
-              <a:graphicData uri="http://schemas.openxmlformats.org/drawingml/2006/picture">
-                <pic:pic xmlns:pic="http://schemas.openxmlformats.org/drawingml/2006/picture">
-                  <pic:nvPicPr>
-                    <pic:cNvPr id="1" name=""/>
-                    <pic:cNvPicPr/>
-                  </pic:nvPicPr>
-                  <pic:blipFill>
-                    <a:blip r:embed="rId18"/>
-                    <a:stretch>
-                      <a:fillRect/>
-                    </a:stretch>
-                  </pic:blipFill>
-                  <pic:spPr>
-                    <a:xfrm>
-                      <a:off x="0" y="0"/>
-                      <a:ext cx="5400040" cy="2670175"/>
-                    </a:xfrm>
-                    <a:prstGeom prst="rect">
-                      <a:avLst/>
-                    </a:prstGeom>
-                  </pic:spPr>
-                </pic:pic>
-              </a:graphicData>
-            </a:graphic>
-          </wp:inline>
-        </w:drawing>
-      </w:r>
-      <w:r>
-        <w:rPr>
-          <w:noProof/>
-        </w:rPr>
-        <w:drawing>
-          <wp:inline distT="0" distB="0" distL="0" distR="0" wp14:anchorId="0B63A9BD" wp14:editId="0B63A9BE">
-            <wp:extent cx="5400040" cy="2687320"/>
-            <wp:effectExtent l="0" t="0" r="0" b="0"/>
-            <wp:docPr id="16" name="Imagen 16"/>
-            <wp:cNvGraphicFramePr>
-              <a:graphicFrameLocks xmlns:a="http://schemas.openxmlformats.org/drawingml/2006/main" noChangeAspect="1"/>
-            </wp:cNvGraphicFramePr>
-            <a:graphic xmlns:a="http://schemas.openxmlformats.org/drawingml/2006/main">
-              <a:graphicData uri="http://schemas.openxmlformats.org/drawingml/2006/picture">
-                <pic:pic xmlns:pic="http://schemas.openxmlformats.org/drawingml/2006/picture">
-                  <pic:nvPicPr>
-                    <pic:cNvPr id="1" name=""/>
-                    <pic:cNvPicPr/>
-                  </pic:nvPicPr>
-                  <pic:blipFill>
-                    <a:blip r:embed="rId19"/>
                     <a:stretch>
                       <a:fillRect/>
                     </a:stretch>
@@ -651,15 +565,86 @@
         </w:drawing>
       </w:r>
       <w:r>
-        <w:rPr>
-          <w:noProof/>
-        </w:rPr>
+        <w:drawing>
+          <wp:inline distT="0" distB="0" distL="0" distR="0" wp14:anchorId="140755C2" wp14:editId="3A17C993">
+            <wp:extent cx="5400040" cy="2680335"/>
+            <wp:effectExtent l="0" t="0" r="0" b="5715"/>
+            <wp:docPr id="22" name="Imagen 22"/>
+            <wp:cNvGraphicFramePr>
+              <a:graphicFrameLocks xmlns:a="http://schemas.openxmlformats.org/drawingml/2006/main" noChangeAspect="1"/>
+            </wp:cNvGraphicFramePr>
+            <a:graphic xmlns:a="http://schemas.openxmlformats.org/drawingml/2006/main">
+              <a:graphicData uri="http://schemas.openxmlformats.org/drawingml/2006/picture">
+                <pic:pic xmlns:pic="http://schemas.openxmlformats.org/drawingml/2006/picture">
+                  <pic:nvPicPr>
+                    <pic:cNvPr id="1" name=""/>
+                    <pic:cNvPicPr/>
+                  </pic:nvPicPr>
+                  <pic:blipFill>
+                    <a:blip r:embed="rId18"/>
+                    <a:stretch>
+                      <a:fillRect/>
+                    </a:stretch>
+                  </pic:blipFill>
+                  <pic:spPr>
+                    <a:xfrm>
+                      <a:off x="0" y="0"/>
+                      <a:ext cx="5400040" cy="2680335"/>
+                    </a:xfrm>
+                    <a:prstGeom prst="rect">
+                      <a:avLst/>
+                    </a:prstGeom>
+                  </pic:spPr>
+                </pic:pic>
+              </a:graphicData>
+            </a:graphic>
+          </wp:inline>
+        </w:drawing>
+      </w:r>
+      <w:r>
+        <w:drawing>
+          <wp:inline distT="0" distB="0" distL="0" distR="0" wp14:anchorId="53D96D8A" wp14:editId="5B9B8813">
+            <wp:extent cx="5400040" cy="2653030"/>
+            <wp:effectExtent l="0" t="0" r="0" b="0"/>
+            <wp:docPr id="23" name="Imagen 23"/>
+            <wp:cNvGraphicFramePr>
+              <a:graphicFrameLocks xmlns:a="http://schemas.openxmlformats.org/drawingml/2006/main" noChangeAspect="1"/>
+            </wp:cNvGraphicFramePr>
+            <a:graphic xmlns:a="http://schemas.openxmlformats.org/drawingml/2006/main">
+              <a:graphicData uri="http://schemas.openxmlformats.org/drawingml/2006/picture">
+                <pic:pic xmlns:pic="http://schemas.openxmlformats.org/drawingml/2006/picture">
+                  <pic:nvPicPr>
+                    <pic:cNvPr id="1" name=""/>
+                    <pic:cNvPicPr/>
+                  </pic:nvPicPr>
+                  <pic:blipFill>
+                    <a:blip r:embed="rId19"/>
+                    <a:stretch>
+                      <a:fillRect/>
+                    </a:stretch>
+                  </pic:blipFill>
+                  <pic:spPr>
+                    <a:xfrm>
+                      <a:off x="0" y="0"/>
+                      <a:ext cx="5400040" cy="2653030"/>
+                    </a:xfrm>
+                    <a:prstGeom prst="rect">
+                      <a:avLst/>
+                    </a:prstGeom>
+                  </pic:spPr>
+                </pic:pic>
+              </a:graphicData>
+            </a:graphic>
+          </wp:inline>
+        </w:drawing>
+      </w:r>
+      <w:r>
         <w:lastRenderedPageBreak/>
         <w:drawing>
-          <wp:inline distT="0" distB="0" distL="0" distR="0" wp14:anchorId="0B63A9BF" wp14:editId="0B63A9C0">
-            <wp:extent cx="5400040" cy="2671445"/>
+          <wp:inline distT="0" distB="0" distL="0" distR="0" wp14:anchorId="6759E8E4" wp14:editId="4C48DDDA">
+            <wp:extent cx="5400040" cy="2693035"/>
             <wp:effectExtent l="0" t="0" r="0" b="0"/>
-            <wp:docPr id="17" name="Imagen 17"/>
+            <wp:docPr id="24" name="Imagen 24"/>
             <wp:cNvGraphicFramePr>
               <a:graphicFrameLocks xmlns:a="http://schemas.openxmlformats.org/drawingml/2006/main" noChangeAspect="1"/>
             </wp:cNvGraphicFramePr>
@@ -679,7 +664,7 @@
                   <pic:spPr>
                     <a:xfrm>
                       <a:off x="0" y="0"/>
-                      <a:ext cx="5400040" cy="2671445"/>
+                      <a:ext cx="5400040" cy="2693035"/>
                     </a:xfrm>
                     <a:prstGeom prst="rect">
                       <a:avLst/>
@@ -692,14 +677,11 @@
         </w:drawing>
       </w:r>
       <w:r>
-        <w:rPr>
-          <w:noProof/>
-        </w:rPr>
         <w:drawing>
-          <wp:inline distT="0" distB="0" distL="0" distR="0" wp14:anchorId="0B63A9C1" wp14:editId="0B63A9C2">
-            <wp:extent cx="5400040" cy="2647315"/>
-            <wp:effectExtent l="0" t="0" r="0" b="635"/>
-            <wp:docPr id="18" name="Imagen 18"/>
+          <wp:inline distT="0" distB="0" distL="0" distR="0" wp14:anchorId="102DC425" wp14:editId="5D8475DB">
+            <wp:extent cx="5400040" cy="2707005"/>
+            <wp:effectExtent l="0" t="0" r="0" b="0"/>
+            <wp:docPr id="25" name="Imagen 25"/>
             <wp:cNvGraphicFramePr>
               <a:graphicFrameLocks xmlns:a="http://schemas.openxmlformats.org/drawingml/2006/main" noChangeAspect="1"/>
             </wp:cNvGraphicFramePr>
@@ -719,48 +701,7 @@
                   <pic:spPr>
                     <a:xfrm>
                       <a:off x="0" y="0"/>
-                      <a:ext cx="5400040" cy="2647315"/>
-                    </a:xfrm>
-                    <a:prstGeom prst="rect">
-                      <a:avLst/>
-                    </a:prstGeom>
-                  </pic:spPr>
-                </pic:pic>
-              </a:graphicData>
-            </a:graphic>
-          </wp:inline>
-        </w:drawing>
-      </w:r>
-      <w:r>
-        <w:rPr>
-          <w:noProof/>
-        </w:rPr>
-        <w:lastRenderedPageBreak/>
-        <w:drawing>
-          <wp:inline distT="0" distB="0" distL="0" distR="0" wp14:anchorId="0B63A9C3" wp14:editId="0B63A9C4">
-            <wp:extent cx="5400040" cy="3676015"/>
-            <wp:effectExtent l="0" t="0" r="0" b="635"/>
-            <wp:docPr id="19" name="Imagen 19"/>
-            <wp:cNvGraphicFramePr>
-              <a:graphicFrameLocks xmlns:a="http://schemas.openxmlformats.org/drawingml/2006/main" noChangeAspect="1"/>
-            </wp:cNvGraphicFramePr>
-            <a:graphic xmlns:a="http://schemas.openxmlformats.org/drawingml/2006/main">
-              <a:graphicData uri="http://schemas.openxmlformats.org/drawingml/2006/picture">
-                <pic:pic xmlns:pic="http://schemas.openxmlformats.org/drawingml/2006/picture">
-                  <pic:nvPicPr>
-                    <pic:cNvPr id="1" name=""/>
-                    <pic:cNvPicPr/>
-                  </pic:nvPicPr>
-                  <pic:blipFill>
-                    <a:blip r:embed="rId22"/>
-                    <a:stretch>
-                      <a:fillRect/>
-                    </a:stretch>
-                  </pic:blipFill>
-                  <pic:spPr>
-                    <a:xfrm>
-                      <a:off x="0" y="0"/>
-                      <a:ext cx="5400040" cy="3676015"/>
+                      <a:ext cx="5400040" cy="2707005"/>
                     </a:xfrm>
                     <a:prstGeom prst="rect">
                       <a:avLst/>
@@ -785,12 +726,24 @@
     </w:p>
     <w:p/>
     <w:p>
-      <w:hyperlink r:id="rId23" w:history="1">
+      <w:hyperlink r:id="rId22" w:history="1">
         <w:r>
           <w:rPr>
             <w:rStyle w:val="Hipervnculo"/>
           </w:rPr>
-          <w:t>Bisa</w:t>
+          <w:t>Bi</w:t>
+        </w:r>
+        <w:r>
+          <w:rPr>
+            <w:rStyle w:val="Hipervnculo"/>
+          </w:rPr>
+          <w:t>s</w:t>
+        </w:r>
+        <w:r>
+          <w:rPr>
+            <w:rStyle w:val="Hipervnculo"/>
+          </w:rPr>
+          <w:t>a</w:t>
         </w:r>
       </w:hyperlink>
     </w:p>
@@ -801,7 +754,12 @@
       </w:r>
     </w:p>
     <w:p>
-      <w:hyperlink r:id="rId24" w:history="1">
+      <w:pPr>
+        <w:rPr>
+          <w:rStyle w:val="Hipervnculo"/>
+        </w:rPr>
+      </w:pPr>
+      <w:hyperlink r:id="rId23" w:history="1">
         <w:r>
           <w:rPr>
             <w:rStyle w:val="Hipervnculo"/>
@@ -809,6 +767,18 @@
           <w:t>Banco BISA | Simplificando tu vida</w:t>
         </w:r>
       </w:hyperlink>
+    </w:p>
+    <w:p>
+      <w:pPr>
+        <w:rPr>
+          <w:rStyle w:val="Hipervnculo"/>
+        </w:rPr>
+      </w:pPr>
+    </w:p>
+    <w:p>
+      <w:r>
+        <w:t>https://github.com/AbrahamMelendres/bisa.git</w:t>
+      </w:r>
     </w:p>
     <w:sectPr>
       <w:pgSz w:w="11906" w:h="16838"/>
@@ -1749,6 +1719,18 @@
       <w:u w:val="single"/>
     </w:rPr>
   </w:style>
+  <w:style w:type="character" w:styleId="Hipervnculovisitado">
+    <w:name w:val="FollowedHyperlink"/>
+    <w:basedOn w:val="Fuentedeprrafopredeter"/>
+    <w:uiPriority w:val="99"/>
+    <w:semiHidden/>
+    <w:unhideWhenUsed/>
+    <w:rsid w:val="007666C4"/>
+    <w:rPr>
+      <w:color w:val="96607D" w:themeColor="followedHyperlink"/>
+      <w:u w:val="single"/>
+    </w:rPr>
+  </w:style>
 </w:styles>
 </file>
 
